--- a/Saket_Kumar_Resume.docx
+++ b/Saket_Kumar_Resume.docx
@@ -29,7 +29,7 @@
           <w:color w:val="666666"/>
           <w:sz w:val="21"/>
         </w:rPr>
-        <w:t>Pune, India / Remote-friendly | +91 8698625081 | saket3k@gmail.com | linkedin.com/in/saket3k | github.com/saketk3k</w:t>
+        <w:t>Pune, India (Remote-friendly) | +91 8698625081 | saket3k@gmail.com | linkedin.com/in/saket3k | github.com/saketk3k</w:t>
       </w:r>
     </w:p>
     <w:p>
